--- a/public/cv_en.docx
+++ b/public/cv_en.docx
@@ -9,8 +9,7 @@
       <w:r>
         <w:rPr>
           <w:b/>
-          <w:color w:val="1D2350"/>
-          <w:sz w:val="48"/>
+          <w:sz w:val="44"/>
         </w:rPr>
         <w:t>Ali Mohamed Khodr</w:t>
       </w:r>
@@ -22,97 +21,95 @@
       <w:r>
         <w:rPr>
           <w:b/>
-          <w:color w:val="4F52C9"/>
-          <w:sz w:val="22"/>
+          <w:color w:val="2141CC"/>
+          <w:sz w:val="21"/>
         </w:rPr>
-        <w:t>Software Engineer | Full-stack: Vue, Nuxt, Ruby on Rails, Node.js</w:t>
+        <w:t>Software Engineer | Full-stack: Vue.js, Nuxt, TypeScript, Ruby on Rails, Node.js</w:t>
       </w:r>
     </w:p>
     <w:p>
       <w:pPr>
-        <w:spacing w:after="120"/>
+        <w:spacing w:after="80"/>
         <w:pBdr>
-          <w:bottom w:val="single" w:sz="12" w:space="2" w:color="4f52c9"/>
+          <w:bottom w:val="single" w:sz="12" w:space="2" w:color="2141CC"/>
         </w:pBdr>
       </w:pPr>
       <w:r>
         <w:rPr>
-          <w:color w:val="5B6185"/>
-          <w:sz w:val="19"/>
+          <w:color w:val="545C6A"/>
+          <w:sz w:val="18"/>
         </w:rPr>
-        <w:t>São José dos Campos, SP, Brazil  |  ali.m.khodr@gmail.com  |  (12) 98859-4305</w:t>
+        <w:t>São José dos Campos, SP, Brazil  |  ali.m.khodr@gmail.com  |  +55 12 98859-4305</w:t>
         <w:br/>
       </w:r>
       <w:r>
         <w:rPr>
-          <w:color w:val="5B6185"/>
-          <w:sz w:val="19"/>
+          <w:color w:val="545C6A"/>
+          <w:sz w:val="18"/>
         </w:rPr>
-        <w:t>linkedin.com/in/alimohamedkhodr  |  github.com/alimkhodr</w:t>
+        <w:t>linkedin.com/in/alimohamedkhodr  |  github.com/alimkhodr  |  alimkhodr.netlify.app</w:t>
       </w:r>
     </w:p>
     <w:p>
       <w:pPr>
         <w:keepNext/>
-        <w:spacing w:before="240" w:after="100"/>
+        <w:spacing w:before="180" w:after="80"/>
         <w:pBdr>
-          <w:bottom w:val="single" w:sz="6" w:space="2" w:color="d9dcf0"/>
+          <w:bottom w:val="single" w:sz="6" w:space="2" w:color="D5D9E2"/>
         </w:pBdr>
       </w:pPr>
       <w:r>
         <w:rPr>
           <w:b/>
-          <w:color w:val="4F52C9"/>
-          <w:sz w:val="21"/>
+          <w:color w:val="2141CC"/>
+          <w:sz w:val="20"/>
         </w:rPr>
         <w:t>PROFESSIONAL SUMMARY</w:t>
       </w:r>
     </w:p>
     <w:p>
       <w:r>
-        <w:t>Full-stack Software Engineer with experience building web products from scratch to production. Technical lead of an embeddable payment gateway (Card, PIX and Boleto) and of a multi-tenant student area. Strong in Vue, Nuxt, React, Ruby on Rails and Node.js, with hands-on experience in Docker, AWS and CI/CD. About 170 pull requests in the last year, with a 97% merge rate across more than 20 repositories.</w:t>
+        <w:t>Full-stack Software Engineer who takes web products from scratch to production. Tech lead of an embeddable payment gateway (Card, PIX and Boleto) and of a multi-tenant student portal at Qeevo Group. Works with Vue.js, Nuxt, TypeScript, Ruby on Rails and Node.js, plus Docker, AWS and CI/CD. Last 12 months: 634 pull requests opened (540 merged) and 295 pull requests from other developers reviewed, across 26 repositories.</w:t>
       </w:r>
     </w:p>
     <w:p>
       <w:pPr>
         <w:keepNext/>
-        <w:spacing w:before="240" w:after="100"/>
+        <w:spacing w:before="180" w:after="80"/>
         <w:pBdr>
-          <w:bottom w:val="single" w:sz="6" w:space="2" w:color="d9dcf0"/>
+          <w:bottom w:val="single" w:sz="6" w:space="2" w:color="D5D9E2"/>
         </w:pBdr>
       </w:pPr>
       <w:r>
         <w:rPr>
           <w:b/>
-          <w:color w:val="4F52C9"/>
-          <w:sz w:val="21"/>
+          <w:color w:val="2141CC"/>
+          <w:sz w:val="20"/>
         </w:rPr>
         <w:t>TECHNICAL SKILLS</w:t>
       </w:r>
     </w:p>
     <w:p>
       <w:pPr>
-        <w:spacing w:after="40"/>
+        <w:spacing w:after="20"/>
       </w:pPr>
       <w:r>
         <w:rPr>
           <w:b/>
-          <w:color w:val="1D2350"/>
         </w:rPr>
         <w:t xml:space="preserve">Languages: </w:t>
       </w:r>
       <w:r>
-        <w:t>TypeScript, JavaScript, Ruby, Node.js, Python, SQL, C#</w:t>
+        <w:t>TypeScript, JavaScript, Ruby, Python, SQL, C#, Visual Basic</w:t>
       </w:r>
     </w:p>
     <w:p>
       <w:pPr>
-        <w:spacing w:after="40"/>
+        <w:spacing w:after="20"/>
       </w:pPr>
       <w:r>
         <w:rPr>
           <w:b/>
-          <w:color w:val="1D2350"/>
         </w:rPr>
         <w:t xml:space="preserve">Frontend: </w:t>
       </w:r>
@@ -122,29 +119,27 @@
     </w:p>
     <w:p>
       <w:pPr>
-        <w:spacing w:after="40"/>
+        <w:spacing w:after="20"/>
       </w:pPr>
       <w:r>
         <w:rPr>
           <w:b/>
-          <w:color w:val="1D2350"/>
         </w:rPr>
         <w:t xml:space="preserve">Backend and APIs: </w:t>
       </w:r>
       <w:r>
-        <w:t>Ruby on Rails, Node.js, REST APIs, GraphQL, OAuth authentication</w:t>
+        <w:t>Ruby on Rails, Node.js, REST APIs, GraphQL, OAuth</w:t>
       </w:r>
     </w:p>
     <w:p>
       <w:pPr>
-        <w:spacing w:after="40"/>
+        <w:spacing w:after="20"/>
       </w:pPr>
       <w:r>
         <w:rPr>
           <w:b/>
-          <w:color w:val="1D2350"/>
         </w:rPr>
-        <w:t xml:space="preserve">Infrastructure: </w:t>
+        <w:t xml:space="preserve">Infrastructure and DevOps: </w:t>
       </w:r>
       <w:r>
         <w:t>Docker, AWS, CI/CD, GitHub Actions, Linux, Netlify, Vercel</w:t>
@@ -152,12 +147,11 @@
     </w:p>
     <w:p>
       <w:pPr>
-        <w:spacing w:after="40"/>
+        <w:spacing w:after="20"/>
       </w:pPr>
       <w:r>
         <w:rPr>
           <w:b/>
-          <w:color w:val="1D2350"/>
         </w:rPr>
         <w:t xml:space="preserve">Data: </w:t>
       </w:r>
@@ -167,47 +161,31 @@
     </w:p>
     <w:p>
       <w:pPr>
-        <w:spacing w:after="40"/>
+        <w:spacing w:after="20"/>
       </w:pPr>
       <w:r>
         <w:rPr>
           <w:b/>
-          <w:color w:val="1D2350"/>
         </w:rPr>
-        <w:t xml:space="preserve">Domains: </w:t>
+        <w:t xml:space="preserve">Domains and practices: </w:t>
       </w:r>
       <w:r>
-        <w:t>Payments (embeddable gateway, Card, PIX, recurring PIX, Boleto, refunds), multi-tenant architecture, design systems, A/B testing</w:t>
-      </w:r>
-    </w:p>
-    <w:p>
-      <w:pPr>
-        <w:spacing w:after="40"/>
-      </w:pPr>
-      <w:r>
-        <w:rPr>
-          <w:b/>
-          <w:color w:val="1D2350"/>
-        </w:rPr>
-        <w:t xml:space="preserve">Practices and tools: </w:t>
-      </w:r>
-      <w:r>
-        <w:t>Code review, automated testing, Git, monorepos, agile methodologies, Claude Code</w:t>
+        <w:t>Payments (Card, PIX, recurring PIX, Boleto, refunds), multi-tenant architecture, design systems, A/B testing, code review, automated testing, Git, Agile, Claude Code</w:t>
       </w:r>
     </w:p>
     <w:p>
       <w:pPr>
         <w:keepNext/>
-        <w:spacing w:before="240" w:after="100"/>
+        <w:spacing w:before="180" w:after="80"/>
         <w:pBdr>
-          <w:bottom w:val="single" w:sz="6" w:space="2" w:color="d9dcf0"/>
+          <w:bottom w:val="single" w:sz="6" w:space="2" w:color="D5D9E2"/>
         </w:pBdr>
       </w:pPr>
       <w:r>
         <w:rPr>
           <w:b/>
-          <w:color w:val="4F52C9"/>
-          <w:sz w:val="21"/>
+          <w:color w:val="2141CC"/>
+          <w:sz w:val="20"/>
         </w:rPr>
         <w:t>PROFESSIONAL EXPERIENCE</w:t>
       </w:r>
@@ -215,39 +193,41 @@
     <w:p>
       <w:pPr>
         <w:keepNext/>
-        <w:spacing w:before="120" w:after="0"/>
+        <w:spacing w:before="100" w:after="0"/>
       </w:pPr>
       <w:r>
         <w:rPr>
           <w:b/>
-          <w:sz w:val="23"/>
+          <w:sz w:val="21"/>
         </w:rPr>
         <w:t>Qeevo Group (formerly Quero Educação)</w:t>
       </w:r>
       <w:r>
         <w:rPr>
-          <w:color w:val="5B6185"/>
+          <w:color w:val="545C6A"/>
+          <w:sz w:val="18"/>
         </w:rPr>
-        <w:t xml:space="preserve">   São José dos Campos, SP</w:t>
+        <w:t xml:space="preserve">  |  São José dos Campos, SP, Brazil</w:t>
       </w:r>
     </w:p>
     <w:p>
       <w:pPr>
         <w:keepNext/>
-        <w:spacing w:before="80" w:after="40"/>
+        <w:spacing w:before="60" w:after="20"/>
       </w:pPr>
       <w:r>
         <w:rPr>
           <w:b/>
-          <w:color w:val="4F52C9"/>
+          <w:color w:val="2141CC"/>
         </w:rPr>
         <w:t>Software Engineer</w:t>
       </w:r>
       <w:r>
         <w:rPr>
-          <w:color w:val="5B6185"/>
+          <w:color w:val="545C6A"/>
+          <w:sz w:val="18"/>
         </w:rPr>
-        <w:t xml:space="preserve">   2025 - present</w:t>
+        <w:t xml:space="preserve">  |  2025 - present</w:t>
       </w:r>
     </w:p>
     <w:p>
@@ -255,7 +235,7 @@
         <w:pStyle w:val="ListBullet"/>
       </w:pPr>
       <w:r>
-        <w:t>Technical lead on building from scratch an embeddable payment gateway via iframe for partners, with Card, PIX and Boleto flows, coupons, brand theming, CI/CD and containerization (about 33 pull requests across backend and frontend).</w:t>
+        <w:t>Led the technical build, from scratch, of an embeddable payment gateway for partners (iframe): Card, PIX and Boleto flows, coupons, per-brand theming, CI/CD and Docker (about 33 pull requests across backend and frontend).</w:t>
       </w:r>
     </w:p>
     <w:p>
@@ -263,7 +243,7 @@
         <w:pStyle w:val="ListBullet"/>
       </w:pPr>
       <w:r>
-        <w:t>Technical leadership of a multi-tenant student area built from scratch: payment history, self-service refunds, PIX key validation and per-tenant localization.</w:t>
+        <w:t>Led a multi-tenant student portal, also built from scratch: payment history, self-service refunds, PIX key validation and per-tenant localization (about 24 pull requests as the product's technical owner).</w:t>
       </w:r>
     </w:p>
     <w:p>
@@ -271,7 +251,7 @@
         <w:pStyle w:val="ListBullet"/>
       </w:pPr>
       <w:r>
-        <w:t>Coordinated an end-to-end refund flow across more than 6 repositories and multiple teams, with PIX refunds, automatic e-mail fallback and an audit panel.</w:t>
+        <w:t>Coordinated an end-to-end refund flow across more than 6 repositories and several teams, with PIX refunds, automatic e-mail fallback and an audit panel.</w:t>
       </w:r>
     </w:p>
     <w:p>
@@ -279,7 +259,7 @@
         <w:pStyle w:val="ListBullet"/>
       </w:pPr>
       <w:r>
-        <w:t>Enabled recurring PIX as a subscription payment method, from the monolith controller to the frontend payment modal.</w:t>
+        <w:t>Enabled recurring PIX as a subscription payment method, from the controller in the Ruby monolith to the frontend payment modal.</w:t>
       </w:r>
     </w:p>
     <w:p>
@@ -287,39 +267,39 @@
         <w:pStyle w:val="ListBullet"/>
       </w:pPr>
       <w:r>
-        <w:t>Contributed to the organization's shared design system, 74 code reviews in the period and A/B experiments on post-checkout cross-sell.</w:t>
+        <w:t>Reviewed 295 pull requests from other developers in the last 12 months, contributed to the organization's shared design system and implemented A/B tests for post-checkout cross-sell.</w:t>
       </w:r>
     </w:p>
     <w:p>
       <w:pPr>
-        <w:spacing w:after="80"/>
+        <w:spacing w:after="60"/>
       </w:pPr>
       <w:r>
         <w:rPr>
-          <w:i/>
-          <w:color w:val="5B6185"/>
-          <w:sz w:val="19"/>
+          <w:color w:val="545C6A"/>
+          <w:sz w:val="18"/>
         </w:rPr>
-        <w:t>Technologies: Vue, Nuxt, TypeScript, Ruby on Rails, Node.js, Docker, AWS, PostgreSQL, CI/CD</w:t>
+        <w:t>Technologies: Vue.js, Nuxt, TypeScript, Ruby on Rails, Node.js, Docker, AWS, PostgreSQL, CI/CD</w:t>
       </w:r>
     </w:p>
     <w:p>
       <w:pPr>
         <w:keepNext/>
-        <w:spacing w:before="80" w:after="40"/>
+        <w:spacing w:before="60" w:after="20"/>
       </w:pPr>
       <w:r>
         <w:rPr>
           <w:b/>
-          <w:color w:val="4F52C9"/>
+          <w:color w:val="2141CC"/>
         </w:rPr>
         <w:t>Full-stack Developer</w:t>
       </w:r>
       <w:r>
         <w:rPr>
-          <w:color w:val="5B6185"/>
+          <w:color w:val="545C6A"/>
+          <w:sz w:val="18"/>
         </w:rPr>
-        <w:t xml:space="preserve">   2024 - 2025</w:t>
+        <w:t xml:space="preserve">  |  2024 - 2025</w:t>
       </w:r>
     </w:p>
     <w:p>
@@ -327,7 +307,7 @@
         <w:pStyle w:val="ListBullet"/>
       </w:pPr>
       <w:r>
-        <w:t>Full-stack feature development on an education marketplace with multiple brands and tenants.</w:t>
+        <w:t>Built full-stack features for an education marketplace with multiple brands and tenants.</w:t>
       </w:r>
     </w:p>
     <w:p>
@@ -335,58 +315,59 @@
         <w:pStyle w:val="ListBullet"/>
       </w:pPr>
       <w:r>
-        <w:t>Redesigned the subscription payment page layouts and implemented multi-offer post-checkout cross-sell, with cookie-based state control.</w:t>
+        <w:t>Redesigned the subscription payment pages and implemented multi-offer post-checkout cross-sell with cookie-based state.</w:t>
       </w:r>
     </w:p>
     <w:p>
       <w:pPr>
-        <w:spacing w:after="80"/>
+        <w:spacing w:after="60"/>
       </w:pPr>
       <w:r>
         <w:rPr>
-          <w:i/>
-          <w:color w:val="5B6185"/>
-          <w:sz w:val="19"/>
+          <w:color w:val="545C6A"/>
+          <w:sz w:val="18"/>
         </w:rPr>
-        <w:t>Technologies: Vue, React, Nuxt, Ruby, AWS, Docker</w:t>
+        <w:t>Technologies: Vue.js, React, Nuxt, Ruby, AWS, Docker</w:t>
       </w:r>
     </w:p>
     <w:p>
       <w:pPr>
         <w:keepNext/>
-        <w:spacing w:before="120" w:after="0"/>
+        <w:spacing w:before="100" w:after="0"/>
       </w:pPr>
       <w:r>
         <w:rPr>
           <w:b/>
-          <w:sz w:val="23"/>
+          <w:sz w:val="21"/>
         </w:rPr>
         <w:t>APTIV</w:t>
       </w:r>
       <w:r>
         <w:rPr>
-          <w:color w:val="5B6185"/>
+          <w:color w:val="545C6A"/>
+          <w:sz w:val="18"/>
         </w:rPr>
-        <w:t xml:space="preserve">   São José dos Campos, SP</w:t>
+        <w:t xml:space="preserve">  |  São José dos Campos, SP, Brazil</w:t>
       </w:r>
     </w:p>
     <w:p>
       <w:pPr>
         <w:keepNext/>
-        <w:spacing w:before="80" w:after="40"/>
+        <w:spacing w:before="60" w:after="20"/>
       </w:pPr>
       <w:r>
         <w:rPr>
           <w:b/>
-          <w:color w:val="4F52C9"/>
+          <w:color w:val="2141CC"/>
         </w:rPr>
         <w:t>Internal Tools Developer</w:t>
       </w:r>
       <w:r>
         <w:rPr>
-          <w:color w:val="5B6185"/>
+          <w:color w:val="545C6A"/>
+          <w:sz w:val="18"/>
         </w:rPr>
-        <w:t xml:space="preserve">   2022 - 2024</w:t>
+        <w:t xml:space="preserve">  |  2022 - 2024</w:t>
       </w:r>
     </w:p>
     <w:p>
@@ -394,7 +375,7 @@
         <w:pStyle w:val="ListBullet"/>
       </w:pPr>
       <w:r>
-        <w:t>Developed internal tools and automations for industrial processes, integrating with production SQL Server databases.</w:t>
+        <w:t>Built internal tools and industrial process automations integrated with production SQL Server databases.</w:t>
       </w:r>
     </w:p>
     <w:p>
@@ -402,18 +383,17 @@
         <w:pStyle w:val="ListBullet"/>
       </w:pPr>
       <w:r>
-        <w:t>Presented a three-month internal project to leadership, with formal recognition.</w:t>
+        <w:t>Presented a three-month internal project to leadership and received formal recognition.</w:t>
       </w:r>
     </w:p>
     <w:p>
       <w:pPr>
-        <w:spacing w:after="80"/>
+        <w:spacing w:after="60"/>
       </w:pPr>
       <w:r>
         <w:rPr>
-          <w:i/>
-          <w:color w:val="5B6185"/>
-          <w:sz w:val="19"/>
+          <w:color w:val="545C6A"/>
+          <w:sz w:val="18"/>
         </w:rPr>
         <w:t>Technologies: Visual Basic, C#, SQL, React, Node.js, Docker</w:t>
       </w:r>
@@ -421,104 +401,18 @@
     <w:p>
       <w:pPr>
         <w:keepNext/>
-        <w:spacing w:before="240" w:after="100"/>
+        <w:spacing w:before="180" w:after="80"/>
         <w:pBdr>
-          <w:bottom w:val="single" w:sz="6" w:space="2" w:color="d9dcf0"/>
+          <w:bottom w:val="single" w:sz="6" w:space="2" w:color="D5D9E2"/>
         </w:pBdr>
       </w:pPr>
       <w:r>
         <w:rPr>
           <w:b/>
-          <w:color w:val="4F52C9"/>
-          <w:sz w:val="21"/>
+          <w:color w:val="2141CC"/>
+          <w:sz w:val="20"/>
         </w:rPr>
         <w:t>EDUCATION</w:t>
-      </w:r>
-    </w:p>
-    <w:p>
-      <w:pPr>
-        <w:spacing w:after="80"/>
-      </w:pPr>
-      <w:r>
-        <w:rPr>
-          <w:b/>
-        </w:rPr>
-        <w:t>Systems Analysis and Development</w:t>
-      </w:r>
-      <w:r>
-        <w:br/>
-      </w:r>
-      <w:r>
-        <w:t>Universidade do Vale do Paraíba (Univap)</w:t>
-      </w:r>
-      <w:r>
-        <w:rPr>
-          <w:color w:val="5B6185"/>
-        </w:rPr>
-        <w:t xml:space="preserve">   03/2023 - 10/2025  |  Completed</w:t>
-      </w:r>
-    </w:p>
-    <w:p>
-      <w:pPr>
-        <w:spacing w:after="80"/>
-      </w:pPr>
-      <w:r>
-        <w:rPr>
-          <w:b/>
-        </w:rPr>
-        <w:t>Database Technology (Technologist degree)</w:t>
-      </w:r>
-      <w:r>
-        <w:br/>
-      </w:r>
-      <w:r>
-        <w:t>Fatec São José dos Campos</w:t>
-      </w:r>
-      <w:r>
-        <w:rPr>
-          <w:color w:val="5B6185"/>
-        </w:rPr>
-        <w:t xml:space="preserve">   2022 - present</w:t>
-      </w:r>
-    </w:p>
-    <w:p>
-      <w:pPr>
-        <w:spacing w:after="80"/>
-      </w:pPr>
-      <w:r>
-        <w:rPr>
-          <w:b/>
-        </w:rPr>
-        <w:t>Systems Development Technician</w:t>
-      </w:r>
-      <w:r>
-        <w:br/>
-      </w:r>
-      <w:r>
-        <w:t>ETEC Profª Ilza Nascimento Pintus</w:t>
-      </w:r>
-      <w:r>
-        <w:rPr>
-          <w:color w:val="5B6185"/>
-        </w:rPr>
-        <w:t xml:space="preserve">   2019 - 2021</w:t>
-      </w:r>
-    </w:p>
-    <w:p>
-      <w:pPr>
-        <w:keepNext/>
-        <w:spacing w:before="240" w:after="100"/>
-        <w:pBdr>
-          <w:bottom w:val="single" w:sz="6" w:space="2" w:color="d9dcf0"/>
-        </w:pBdr>
-      </w:pPr>
-      <w:r>
-        <w:rPr>
-          <w:b/>
-          <w:color w:val="4F52C9"/>
-          <w:sz w:val="21"/>
-        </w:rPr>
-        <w:t>LANGUAGES</w:t>
       </w:r>
     </w:p>
     <w:p>
@@ -529,10 +423,14 @@
         <w:rPr>
           <w:b/>
         </w:rPr>
-        <w:t xml:space="preserve">Portuguese: </w:t>
+        <w:t>Systems Analysis and Development</w:t>
       </w:r>
       <w:r>
-        <w:t>native</w:t>
+        <w:rPr>
+          <w:color w:val="545C6A"/>
+          <w:sz w:val="18"/>
+        </w:rPr>
+        <w:t xml:space="preserve">  |  Universidade do Vale do Paraíba (Univap)  |  2023 - 2025, completed</w:t>
       </w:r>
     </w:p>
     <w:p>
@@ -543,15 +441,59 @@
         <w:rPr>
           <w:b/>
         </w:rPr>
-        <w:t xml:space="preserve">English: </w:t>
+        <w:t>Database Technology (Technologist degree)</w:t>
       </w:r>
       <w:r>
-        <w:t>advanced (C1), reading, writing and conversation</w:t>
+        <w:rPr>
+          <w:color w:val="545C6A"/>
+          <w:sz w:val="18"/>
+        </w:rPr>
+        <w:t xml:space="preserve">  |  Fatec São José dos Campos  |  2022 - present</w:t>
+      </w:r>
+    </w:p>
+    <w:p>
+      <w:pPr>
+        <w:spacing w:after="40"/>
+      </w:pPr>
+      <w:r>
+        <w:rPr>
+          <w:b/>
+        </w:rPr>
+        <w:t>Systems Development Technician</w:t>
+      </w:r>
+      <w:r>
+        <w:rPr>
+          <w:color w:val="545C6A"/>
+          <w:sz w:val="18"/>
+        </w:rPr>
+        <w:t xml:space="preserve">  |  ETEC Profª Ilza Nascimento Pintus  |  2019 - 2021</w:t>
+      </w:r>
+    </w:p>
+    <w:p>
+      <w:pPr>
+        <w:keepNext/>
+        <w:spacing w:before="180" w:after="80"/>
+        <w:pBdr>
+          <w:bottom w:val="single" w:sz="6" w:space="2" w:color="D5D9E2"/>
+        </w:pBdr>
+      </w:pPr>
+      <w:r>
+        <w:rPr>
+          <w:b/>
+          <w:color w:val="2141CC"/>
+          <w:sz w:val="20"/>
+        </w:rPr>
+        <w:t>LANGUAGES</w:t>
+      </w:r>
+    </w:p>
+    <w:p>
+      <w:r>
+        <w:t>Portuguese: native  |  English: advanced (C1)</w:t>
       </w:r>
     </w:p>
     <w:sectPr>
-      <w:pgSz w:w="12240" w:h="15840"/>
-      <w:pgMar w:top="907" w:right="1134" w:bottom="907" w:left="1134" w:header="720" w:footer="720" w:gutter="0"/>
+      <w:pgSz w:w="11906" w:h="16838"/>
+      <w:pgMar w:top="737" w:right="964" w:bottom="737" w:left="964" w:header="720" w:footer="720" w:gutter="0"/>
       <w:cols w:space="720"/>
       <w:docGrid w:linePitch="360"/>
     </w:sectPr>
@@ -923,12 +865,12 @@
     <w:qFormat/>
     <w:rsid w:val="00FC693F"/>
     <w:pPr>
-      <w:spacing w:after="60" w:line="276" w:lineRule="auto"/>
+      <w:spacing w:after="40" w:line="264" w:lineRule="auto"/>
     </w:pPr>
     <w:rPr>
       <w:rFonts w:ascii="Calibri" w:hAnsi="Calibri"/>
-      <w:color w:val="1D2350"/>
-      <w:sz w:val="21"/>
+      <w:color w:val="14161A"/>
+      <w:sz w:val="20"/>
     </w:rPr>
   </w:style>
   <w:style w:type="paragraph" w:styleId="Header">
@@ -1457,7 +1399,7 @@
       <w:numPr>
         <w:numId w:val="1"/>
       </w:numPr>
-      <w:spacing w:after="40"/>
+      <w:spacing w:after="20"/>
       <w:contextualSpacing/>
     </w:pPr>
     <w:rPr>

--- a/public/cv_en.docx
+++ b/public/cv_en.docx
@@ -47,7 +47,7 @@
           <w:color w:val="545C6A"/>
           <w:sz w:val="18"/>
         </w:rPr>
-        <w:t>linkedin.com/in/alimohamedkhodr  |  github.com/alimkhodr  |  alimkhodr.netlify.app</w:t>
+        <w:t>linkedin.com/in/alimohamedkhodr  |  github.com/alimkhodr  |  alikhodr.dev</w:t>
       </w:r>
     </w:p>
     <w:p>

--- a/public/cv_en.docx
+++ b/public/cv_en.docx
@@ -227,7 +227,7 @@
           <w:color w:val="545C6A"/>
           <w:sz w:val="18"/>
         </w:rPr>
-        <w:t xml:space="preserve">  |  2025 - present</w:t>
+        <w:t xml:space="preserve">  |  11/2024 - present</w:t>
       </w:r>
     </w:p>
     <w:p>
@@ -272,46 +272,6 @@
     </w:p>
     <w:p>
       <w:pPr>
-        <w:spacing w:after="60"/>
-      </w:pPr>
-      <w:r>
-        <w:rPr>
-          <w:color w:val="545C6A"/>
-          <w:sz w:val="18"/>
-        </w:rPr>
-        <w:t>Technologies: Vue.js, Nuxt, TypeScript, Ruby on Rails, Node.js, Docker, AWS, PostgreSQL, CI/CD</w:t>
-      </w:r>
-    </w:p>
-    <w:p>
-      <w:pPr>
-        <w:keepNext/>
-        <w:spacing w:before="60" w:after="20"/>
-      </w:pPr>
-      <w:r>
-        <w:rPr>
-          <w:b/>
-          <w:color w:val="2141CC"/>
-        </w:rPr>
-        <w:t>Full-stack Developer</w:t>
-      </w:r>
-      <w:r>
-        <w:rPr>
-          <w:color w:val="545C6A"/>
-          <w:sz w:val="18"/>
-        </w:rPr>
-        <w:t xml:space="preserve">  |  2024 - 2025</w:t>
-      </w:r>
-    </w:p>
-    <w:p>
-      <w:pPr>
-        <w:pStyle w:val="ListBullet"/>
-      </w:pPr>
-      <w:r>
-        <w:t>Built full-stack features for an education marketplace with multiple brands and tenants.</w:t>
-      </w:r>
-    </w:p>
-    <w:p>
-      <w:pPr>
         <w:pStyle w:val="ListBullet"/>
       </w:pPr>
       <w:r>
@@ -327,7 +287,7 @@
           <w:color w:val="545C6A"/>
           <w:sz w:val="18"/>
         </w:rPr>
-        <w:t>Technologies: Vue.js, React, Nuxt, Ruby, AWS, Docker</w:t>
+        <w:t>Technologies: Vue.js, Nuxt, TypeScript, React, Ruby on Rails, Node.js, Docker, AWS, PostgreSQL, CI/CD</w:t>
       </w:r>
     </w:p>
     <w:p>
@@ -347,7 +307,7 @@
           <w:color w:val="545C6A"/>
           <w:sz w:val="18"/>
         </w:rPr>
-        <w:t xml:space="preserve">  |  São José dos Campos, SP, Brazil</w:t>
+        <w:t xml:space="preserve">  |  Jambeiro, SP, Brazil</w:t>
       </w:r>
     </w:p>
     <w:p>
@@ -360,14 +320,14 @@
           <w:b/>
           <w:color w:val="2141CC"/>
         </w:rPr>
-        <w:t>Internal Tools Developer</w:t>
+        <w:t>Software Engineer (internship)</w:t>
       </w:r>
       <w:r>
         <w:rPr>
           <w:color w:val="545C6A"/>
           <w:sz w:val="18"/>
         </w:rPr>
-        <w:t xml:space="preserve">  |  2022 - 2024</w:t>
+        <w:t xml:space="preserve">  |  04/2023 - 11/2024</w:t>
       </w:r>
     </w:p>
     <w:p>
@@ -430,7 +390,7 @@
           <w:color w:val="545C6A"/>
           <w:sz w:val="18"/>
         </w:rPr>
-        <w:t xml:space="preserve">  |  Universidade do Vale do Paraíba (Univap)  |  2023 - 2025, completed</w:t>
+        <w:t xml:space="preserve">  |  Universidade do Vale do Paraíba (Univap)  |  03/2023 - 10/2025, completed</w:t>
       </w:r>
     </w:p>
     <w:p>
@@ -448,7 +408,7 @@
           <w:color w:val="545C6A"/>
           <w:sz w:val="18"/>
         </w:rPr>
-        <w:t xml:space="preserve">  |  Fatec São José dos Campos  |  2022 - present</w:t>
+        <w:t xml:space="preserve">  |  Fatec São José dos Campos  |  02/2022 - 12/2025</w:t>
       </w:r>
     </w:p>
     <w:p>
@@ -466,7 +426,7 @@
           <w:color w:val="545C6A"/>
           <w:sz w:val="18"/>
         </w:rPr>
-        <w:t xml:space="preserve">  |  ETEC Profª Ilza Nascimento Pintus  |  2019 - 2021</w:t>
+        <w:t xml:space="preserve">  |  ETEC Profª Ilza Nascimento Pintus  |  02/2019 - 12/2021</w:t>
       </w:r>
     </w:p>
     <w:p>
